--- a/Rapid Cortex Internal Docs/RC_Features_Competitive_Final.docx
+++ b/Rapid Cortex Internal Docs/RC_Features_Competitive_Final.docx
@@ -67,7 +67,7 @@
                 <w:sz w:val="72"/>
                 <w:szCs w:val="72"/>
               </w:rPr>
-              <w:t>RAPID CORTEX</w:t>
+              <w:t>NEXCORT IQ</w:t>
             </w:r>
           </w:p>
           <w:p>
@@ -317,7 +317,7 @@
         <w:spacing w:after="120"/>
       </w:pPr>
       <w:r>
-        <w:t>This guide provides a complete reference of Rapid Cortex platform features organized by operational domain. Each feature is described in plain language for operational leaders, agency administrators, procurement teams, and implementation partners. Rapid Cortex enhances emergency communications operations — it does not replace CAD systems, telephony infrastructure, dispatchers, responders, or medical direction.</w:t>
+        <w:t>This guide provides a complete reference of NexCort iQ platform features organized by operational domain. Each feature is described in plain language for operational leaders, agency administrators, procurement teams, and implementation partners. NexCort iQ enhances emergency communications operations — it does not replace CAD systems, telephony infrastructure, dispatchers, responders, or medical direction.</w:t>
       </w:r>
     </w:p>
     <w:tbl>
@@ -370,7 +370,7 @@
                 <w:sz w:val="18"/>
                 <w:szCs w:val="18"/>
               </w:rPr>
-              <w:t>Rapid Cortex is a decision-support and operational intelligence platform. All CAD write-back actions require dispatcher confirmation unless explicitly configured otherwise by agency agreement.</w:t>
+              <w:t>NexCort iQ is a decision-support and operational intelligence platform. All CAD write-back actions require dispatcher confirmation unless explicitly configured otherwise by agency agreement.</w:t>
             </w:r>
           </w:p>
         </w:tc>
@@ -522,7 +522,7 @@
         <w:rPr>
           <w:color w:val="1B6CA8"/>
         </w:rPr>
-        <w:t>→  11  |  RC Admin, Commercial &amp; GTM Tools</w:t>
+        <w:t>→  11  |  NC Admin, Commercial &amp; GTM Tools</w:t>
       </w:r>
     </w:p>
     <w:p>
@@ -533,7 +533,7 @@
         <w:rPr>
           <w:color w:val="1B6CA8"/>
         </w:rPr>
-        <w:t>→  12  |  RC Lite — Developer &amp; API Access</w:t>
+        <w:t>→  12  |  NC Lite — Developer &amp; API Access</w:t>
       </w:r>
     </w:p>
     <w:p>
@@ -591,7 +591,7 @@
         <w:spacing w:after="60"/>
       </w:pPr>
       <w:r>
-        <w:t xml:space="preserve">No meaningful equivalent exists in Carbyne, Prepared, or RapidSOS. These are features only Rapid Cortex offers. This includes </w:t>
+        <w:t xml:space="preserve">No meaningful equivalent exists in Carbyne, Prepared, or RapidSOS. These are features only NexCort iQ offers. This includes </w:t>
       </w:r>
     </w:p>
     <w:p>
@@ -636,7 +636,7 @@
         <w:spacing w:after="60"/>
       </w:pPr>
       <w:r>
-        <w:t xml:space="preserve">Competitors have something in the same category, but Rapid Cortex's version is meaningfully better, more configurable, or more </w:t>
+        <w:t xml:space="preserve">Competitors have something in the same category, but NexCort iQ's version is meaningfully better, more configurable, or more </w:t>
       </w:r>
     </w:p>
     <w:p>
@@ -4491,7 +4491,7 @@
                 <w:sz w:val="18"/>
                 <w:szCs w:val="18"/>
               </w:rPr>
-              <w:t>The CAD Discovery Workshop is a structured pre-deployment engagement facilitated by the Rapid Cortex implementation team to assess the agency's existing CAD environment, identify integration requirements, map field dependencies, and define the appropriate integration tier and timeline before any technical work begins. The workshop covers CAD vendor and version identification, current data model documentation, network and API access requirements, and agency-specific workflows that affect how data should flow between the platforms. Outputs include a documented integration specification that guides the technical deployment and a risk assessment for any areas requiring CAD vendor cooperation or custom adapter development. Completing the workshop before integration work begins is required and prevents the most common sources of integration delay and scope change.</w:t>
+              <w:t>The CAD Discovery Workshop is a structured pre-deployment engagement facilitated by the NexCort iQ implementation team to assess the agency's existing CAD environment, identify integration requirements, map field dependencies, and define the appropriate integration tier and timeline before any technical work begins. The workshop covers CAD vendor and version identification, current data model documentation, network and API access requirements, and agency-specific workflows that affect how data should flow between the platforms. Outputs include a documented integration specification that guides the technical deployment and a risk assessment for any areas requiring CAD vendor cooperation or custom adapter development. Completing the workshop before integration work begins is required and prevents the most common sources of integration delay and scope change.</w:t>
             </w:r>
           </w:p>
         </w:tc>
@@ -4573,7 +4573,7 @@
                 <w:sz w:val="18"/>
                 <w:szCs w:val="18"/>
               </w:rPr>
-              <w:t>CAD Read-Only integration pulls live incident data, unit status, and call metadata from the agency's CAD system into Rapid Cortex without writing any data back — making it a safe, non-disruptive starting point that has no effect on CAD system integrity or the agency's existing dispatch workflow. This tier allows Rapid Cortex to enrich its AI suggestions with real CAD context — such as current unit availability, existing call assignments, and incident history — providing meaningful value without introducing any risk of data corruption or unauthorized modification. CAD Read-Only is compatible with the full range of supported CAD vendors and typically requires only read-access credentials and a network path to the CAD data source, making it the fastest integration tier to deploy. Agencies can operate in this tier indefinitely or advance to assisted write-back after the pilot validation period.</w:t>
+              <w:t>CAD Read-Only integration pulls live incident data, unit status, and call metadata from the agency's CAD system into NexCort iQ without writing any data back — making it a safe, non-disruptive starting point that has no effect on CAD system integrity or the agency's existing dispatch workflow. This tier allows NexCort iQ to enrich its AI suggestions with real CAD context — such as current unit availability, existing call assignments, and incident history — providing meaningful value without introducing any risk of data corruption or unauthorized modification. CAD Read-Only is compatible with the full range of supported CAD vendors and typically requires only read-access credentials and a network path to the CAD data source, making it the fastest integration tier to deploy. Agencies can operate in this tier indefinitely or advance to assisted write-back after the pilot validation period.</w:t>
             </w:r>
           </w:p>
         </w:tc>
@@ -4819,7 +4819,7 @@
                 <w:sz w:val="18"/>
                 <w:szCs w:val="18"/>
               </w:rPr>
-              <w:t>The CAD Vendor Adapter is the integration layer that translates between Rapid Cortex's internal data model and the specific API protocol, data structure, and field schema of the agency's CAD vendor system — enabling the core platform to connect to different CAD environments without requiring custom development for each agency. Rapid Cortex maintains adapters for the major CAD platforms deployed across public safety — including Motorola PremierOne, Tyler New World, Hexagon Intergraph, Central Square, Spillman, and others — and updates these adapters as vendors release new versions or modify their APIs. For agencies on less common or proprietary CAD platforms, the implementation team scopes a custom adapter build as part of the deployment engagement. The adapter layer ensures agencies do not need to manage integration complexity themselves and are not exposed to breaking changes when their CAD vendor releases updates.</w:t>
+              <w:t>The CAD Vendor Adapter is the integration layer that translates between NexCort iQ's internal data model and the specific API protocol, data structure, and field schema of the agency's CAD vendor system — enabling the core platform to connect to different CAD environments without requiring custom development for each agency. NexCort iQ maintains adapters for the major CAD platforms deployed across public safety — including Motorola PremierOne, Tyler New World, Hexagon Intergraph, Central Square, Spillman, and others — and updates these adapters as vendors release new versions or modify their APIs. For agencies on less common or proprietary CAD platforms, the implementation team scopes a custom adapter build as part of the deployment engagement. The adapter layer ensures agencies do not need to manage integration complexity themselves and are not exposed to breaking changes when their CAD vendor releases updates.</w:t>
             </w:r>
           </w:p>
         </w:tc>
@@ -4901,7 +4901,7 @@
                 <w:sz w:val="18"/>
                 <w:szCs w:val="18"/>
               </w:rPr>
-              <w:t xml:space="preserve">CAD Field Mapping is the configuration layer that defines how each Rapid Cortex incident data field maps to the corresponding field in the agency's specific CAD system implementation — including field names, data types, acceptable value sets, code tables, and </w:t>
+              <w:t xml:space="preserve">CAD Field Mapping is the configuration layer that defines how each NexCort iQ incident data field maps to the corresponding field in the agency's specific CAD system implementation — including field names, data types, acceptable value sets, code tables, and </w:t>
             </w:r>
             <w:r>
               <w:rPr>
@@ -4909,7 +4909,7 @@
                 <w:szCs w:val="18"/>
               </w:rPr>
               <w:lastRenderedPageBreak/>
-              <w:t>validation rules specific to that agency's CAD configuration. Because CAD systems are frequently customized by agencies to reflect local incident type taxonomies, priority codes, and administrative fields, this mapping must be configured agency by agency rather than applied uniformly. The mapping is developed and documented by the Rapid Cortex implementation team in close collaboration with the agency's CAD administrator as part of the integration specification output from the Discovery Workshop. Changes to CAD field structures after deployment are managed through a configuration update process rather than requiring a platform redeployment.</w:t>
+              <w:t>validation rules specific to that agency's CAD configuration. Because CAD systems are frequently customized by agencies to reflect local incident type taxonomies, priority codes, and administrative fields, this mapping must be configured agency by agency rather than applied uniformly. The mapping is developed and documented by the NexCort iQ implementation team in close collaboration with the agency's CAD administrator as part of the integration specification output from the Discovery Workshop. Changes to CAD field structures after deployment are managed through a configuration update process rather than requiring a platform redeployment.</w:t>
             </w:r>
           </w:p>
         </w:tc>
@@ -4992,7 +4992,7 @@
                 <w:sz w:val="18"/>
                 <w:szCs w:val="18"/>
               </w:rPr>
-              <w:t>CAD Audit Logging records every read and write interaction between Rapid Cortex and the agency's CAD system — including what data was requested, what was returned, what was submitted for write-back, whether the write succeeded or failed, who authorized each write, and the precise timestamp of each event. This log provides a complete and independent record of Rapid Cortex's interactions with CAD that exists separately from the CAD system's own logs, which may not capture the full context of what was submitted and why. In the event of a disputed or incorrect CAD entry, the audit log provides a definitive record of what Rapid Cortex contributed to the incident record and under whose authorization. The log is retained per the agency's configured retention policy and is accessible to agency administrators and authorized auditors on request.</w:t>
+              <w:t>CAD Audit Logging records every read and write interaction between NexCort iQ and the agency's CAD system — including what data was requested, what was returned, what was submitted for write-back, whether the write succeeded or failed, who authorized each write, and the precise timestamp of each event. This log provides a complete and independent record of NexCort iQ's interactions with CAD that exists separately from the CAD system's own logs, which may not capture the full context of what was submitted and why. In the event of a disputed or incorrect CAD entry, the audit log provides a definitive record of what NexCort iQ contributed to the incident record and under whose authorization. The log is retained per the agency's configured retention policy and is accessible to agency administrators and authorized auditors on request.</w:t>
             </w:r>
           </w:p>
         </w:tc>
@@ -5362,7 +5362,7 @@
                 <w:sz w:val="18"/>
                 <w:szCs w:val="18"/>
               </w:rPr>
-              <w:t>The Ring Waitlist and Homeowner Link flow is the enrollment pathway through which Ring device owners voluntarily connect their accounts to allow access requests from their local public safety agency during active incidents in their area. The enrollment process is managed entirely through Ring's own application and consent framework, with Rapid Cortex receiving only the connection authorization and device proximity eligibility — not persistent access to the homeowner's device feed or account. Enrolled homeowners can withdraw consent at any time through the Ring app, and their status is reflected immediately in the platform so dispatchers are never shown access options for devices whose owners have opted out. This capability is listed and managed through Ring's official certification and app store process, ensuring compliance with Ring's developer and partner requirements.</w:t>
+              <w:t>The Ring Waitlist and Homeowner Link flow is the enrollment pathway through which Ring device owners voluntarily connect their accounts to allow access requests from their local public safety agency during active incidents in their area. The enrollment process is managed entirely through Ring's own application and consent framework, with NexCort iQ receiving only the connection authorization and device proximity eligibility — not persistent access to the homeowner's device feed or account. Enrolled homeowners can withdraw consent at any time through the Ring app, and their status is reflected immediately in the platform so dispatchers are never shown access options for devices whose owners have opted out. This capability is listed and managed through Ring's official certification and app store process, ensuring compliance with Ring's developer and partner requirements.</w:t>
             </w:r>
           </w:p>
         </w:tc>
@@ -6151,7 +6151,7 @@
                 <w:sz w:val="18"/>
                 <w:szCs w:val="18"/>
               </w:rPr>
-              <w:t>Campus Onboarding is a structured intake and configuration checklist that guides new campus safety deployments through every setup step required before going live — including Title IX and Clery Act contact configuration, incident type taxonomy setup, zone and building mapping, QR and NFC code registration, user provisioning, and integration with any existing campus safety systems. The checklist is managed jointly by the Rapid Cortex implementation team and the campus safety administrator, with each step documented and signed off in sequence before the deployment advances. The process includes a training session for campus safety officers, a supervisor-level platform walkthrough, and a go-live readiness review confirming that all configuration items are complete. Completion of the onboarding checklist is required before the campus enters active operational use, preventing deployments from going live with incomplete or misconfigured data.</w:t>
+              <w:t>Campus Onboarding is a structured intake and configuration checklist that guides new campus safety deployments through every setup step required before going live — including Title IX and Clery Act contact configuration, incident type taxonomy setup, zone and building mapping, QR and NFC code registration, user provisioning, and integration with any existing campus safety systems. The checklist is managed jointly by the NexCort iQ implementation team and the campus safety administrator, with each step documented and signed off in sequence before the deployment advances. The process includes a training session for campus safety officers, a supervisor-level platform walkthrough, and a go-live readiness review confirming that all configuration items are complete. Completion of the onboarding checklist is required before the campus enters active operational use, preventing deployments from going live with incomplete or misconfigured data.</w:t>
             </w:r>
           </w:p>
         </w:tc>
@@ -7230,7 +7230,7 @@
                 <w:sz w:val="18"/>
                 <w:szCs w:val="18"/>
               </w:rPr>
-              <w:t>Hospital Routing Config allows agency administrators and medical directors to define the rules that govern how routing recommendations are generated — including which specialty capabilities are required for which incident types, how transport time is weighted against bed availability, and what thresholds trigger a diversion bypass recommendation for time-critical conditions. Configuration is maintained by the agency rather than hardcoded by Rapid Cortex, ensuring routing logic reflects the medical direction, regional agreements, and operational protocols of each jurisdiction. Changes to routing configuration are logged and versioned so the rules in effect at the time of any specific routing decision can be reviewed in post-incident analysis or legal proceedings. Medical directors can update routing logic in response to protocol changes, seasonal capacity patterns, or new specialty capabilities at a regional facility without requiring a platform change.</w:t>
+              <w:t>Hospital Routing Config allows agency administrators and medical directors to define the rules that govern how routing recommendations are generated — including which specialty capabilities are required for which incident types, how transport time is weighted against bed availability, and what thresholds trigger a diversion bypass recommendation for time-critical conditions. Configuration is maintained by the agency rather than hardcoded by NexCort iQ, ensuring routing logic reflects the medical direction, regional agreements, and operational protocols of each jurisdiction. Changes to routing configuration are logged and versioned so the rules in effect at the time of any specific routing decision can be reviewed in post-incident analysis or legal proceedings. Medical directors can update routing logic in response to protocol changes, seasonal capacity patterns, or new specialty capabilities at a regional facility without requiring a platform change.</w:t>
             </w:r>
           </w:p>
         </w:tc>
@@ -8382,7 +8382,7 @@
                 <w:sz w:val="18"/>
                 <w:szCs w:val="18"/>
               </w:rPr>
-              <w:t>The Agency Admin Console is the central management interface for agency administrators, providing unified control over user accounts, role assignments, integration configurations, billing details, retention settings, network access rules, and platform feature flags from a single authenticated session. It is designed for IT administrators and agency managers responsible for platform configuration rather than day-to-day dispatch operations, with a separate interface and access model that does not intersect with dispatcher or supervisor consoles. All changes made through the Admin Console are logged to the audit trail with the administrator's identity, the action taken, and the timestamp, ensuring configuration changes are always traceable. The console is accessible to the Rapid Cortex platform team in a support capacity only with explicit agency authorization, with all support access also logged.</w:t>
+              <w:t>The Agency Admin Console is the central management interface for agency administrators, providing unified control over user accounts, role assignments, integration configurations, billing details, retention settings, network access rules, and platform feature flags from a single authenticated session. It is designed for IT administrators and agency managers responsible for platform configuration rather than day-to-day dispatch operations, with a separate interface and access model that does not intersect with dispatcher or supervisor consoles. All changes made through the Admin Console are logged to the audit trail with the administrator's identity, the action taken, and the timestamp, ensuring configuration changes are always traceable. The console is accessible to the NexCort iQ platform team in a support capacity only with explicit agency authorization, with all support access also logged.</w:t>
             </w:r>
           </w:p>
         </w:tc>
@@ -8793,7 +8793,7 @@
                 <w:sz w:val="18"/>
                 <w:szCs w:val="18"/>
               </w:rPr>
-              <w:t>API Keys and Webhooks provide agency administrators with the ability to create, scope, manage, and revoke outbound integration credentials for connecting Rapid Cortex to external agency systems — such as records management platforms, notification services, reporting tools, and custom agency-built applications. Each API key is scoped to a specific set of permissions aligned to the integration's stated needs, following the principle of least privilege so a compromised key cannot be used beyond its authorized scope. Webhook configuration allows agencies to subscribe to specific platform events — incident creation, status changes, escalation alerts, or closure events — and have those events pushed to an external endpoint in real time without polling. All API key usage events and webhook delivery attempts — including failures and retries — are logged for monitoring, troubleshooting, and security audit purposes.</w:t>
+              <w:t>API Keys and Webhooks provide agency administrators with the ability to create, scope, manage, and revoke outbound integration credentials for connecting NexCort iQ to external agency systems — such as records management platforms, notification services, reporting tools, and custom agency-built applications. Each API key is scoped to a specific set of permissions aligned to the integration's stated needs, following the principle of least privilege so a compromised key cannot be used beyond its authorized scope. Webhook configuration allows agencies to subscribe to specific platform events — incident creation, status changes, escalation alerts, or closure events — and have those events pushed to an external endpoint in real time without polling. All API key usage events and webhook delivery attempts — including failures and retries — are logged for monitoring, troubleshooting, and security audit purposes.</w:t>
             </w:r>
           </w:p>
         </w:tc>
@@ -8957,7 +8957,7 @@
                 <w:sz w:val="18"/>
                 <w:szCs w:val="18"/>
               </w:rPr>
-              <w:t>Feature Flags give agency administrators and the Rapid Cortex platform team the ability to enable or disable specific product surfaces, capabilities, and integration behaviors for a specific agency environment without requiring a platform deployment or code change, enabling controlled and reversible feature access management. This mechanism supports the pilot program rollout by allowing new capabilities to be enabled for specific agencies before general availability, giving the platform team the ability to observe real-world usage and resolve issues before broader release. Agencies can also use feature flags to disable surfaces that conflict with local policy or operational workflow, keeping platform configuration aligned with what the agency has trained for and authorized. All feature flag changes are logged to the audit trail with the administrator's identity, the flag modified, the prior and new state, and the timestamp.</w:t>
+              <w:t>Feature Flags give agency administrators and the NexCort iQ platform team the ability to enable or disable specific product surfaces, capabilities, and integration behaviors for a specific agency environment without requiring a platform deployment or code change, enabling controlled and reversible feature access management. This mechanism supports the pilot program rollout by allowing new capabilities to be enabled for specific agencies before general availability, giving the platform team the ability to observe real-world usage and resolve issues before broader release. Agencies can also use feature flags to disable surfaces that conflict with local policy or operational workflow, keeping platform configuration aligned with what the agency has trained for and authorized. All feature flag changes are logged to the audit trail with the administrator's identity, the flag modified, the prior and new state, and the timestamp.</w:t>
             </w:r>
           </w:p>
         </w:tc>
@@ -8990,7 +8990,7 @@
           <w:szCs w:val="26"/>
         </w:rPr>
         <w:lastRenderedPageBreak/>
-        <w:t xml:space="preserve">  11  |  RC Admin, Commercial &amp; GTM Tools  </w:t>
+        <w:t xml:space="preserve">  11  |  NC Admin, Commercial &amp; GTM Tools  </w:t>
       </w:r>
     </w:p>
     <w:p>
@@ -9003,7 +9003,7 @@
           <w:iCs/>
           <w:color w:val="5A6A7A"/>
         </w:rPr>
-        <w:t>Internal Rapid Cortex tools for tenant management, billing, procurement support, and platform operations.</w:t>
+        <w:t>Internal NexCort iQ tools for tenant management, billing, procurement support, and platform operations.</w:t>
       </w:r>
     </w:p>
     <w:tbl>
@@ -9126,7 +9126,7 @@
                 <w:sz w:val="16"/>
                 <w:szCs w:val="16"/>
               </w:rPr>
-              <w:t>📋 RC Admin (internal platform)</w:t>
+              <w:t>📋 NC Admin (internal platform)</w:t>
             </w:r>
           </w:p>
           <w:p>
@@ -9163,7 +9163,7 @@
                 <w:sz w:val="18"/>
                 <w:szCs w:val="18"/>
               </w:rPr>
-              <w:t>Agencies and Users is the Rapid Cortex internal administrative interface for creating, configuring, and managing tenant agency accounts across the platform — including agency profile setup, feature flag assignment, billing tier configuration, integration enablement, and initial admin user provisioning. RC platform administrators use this interface to onboard new pilot agencies, modify existing agency configurations in response to plan changes, and manage escalated user support for agencies requiring account recovery or access remediation. All changes made through this interface are logged to an RC-level audit trail separate from agency-level logs, ensuring platform team actions on agency accounts are always traceable and reviewable. Access is restricted to RC Admin, RC SuperAdmin, and RC IT Admin roles and is not available to any agency-level user.</w:t>
+              <w:t>Agencies and Users is the NexCort iQ internal administrative interface for creating, configuring, and managing tenant agency accounts across the platform — including agency profile setup, feature flag assignment, billing tier configuration, integration enablement, and initial admin user provisioning. RC platform administrators use this interface to onboard new pilot agencies, modify existing agency configurations in response to plan changes, and manage escalated user support for agencies requiring account recovery or access remediation. All changes made through this interface are logged to an RC-level audit trail separate from agency-level logs, ensuring platform team actions on agency accounts are always traceable and reviewable. Access is restricted to NC Admin, RC SuperAdmin, and NC IT Admin roles and is not available to any agency-level user.</w:t>
             </w:r>
           </w:p>
         </w:tc>
@@ -9208,7 +9208,7 @@
                 <w:sz w:val="16"/>
                 <w:szCs w:val="16"/>
               </w:rPr>
-              <w:t>📋 RC Admin (internal platform)</w:t>
+              <w:t>📋 NC Admin (internal platform)</w:t>
             </w:r>
           </w:p>
           <w:p>
@@ -9245,7 +9245,7 @@
                 <w:sz w:val="18"/>
                 <w:szCs w:val="18"/>
               </w:rPr>
-              <w:t>The Billing, Invoices, and Pricing module provides the Rapid Cortex commercial team with tools to manage agency subscription tiers, generate and track invoices, configure pricing exceptions and pilot discounts, and monitor payment status across the customer base from a single interface. It integrates directly with the agency's plan configuration so billing always reflects the features and seat counts each agency is contractually entitled to, with automated alerts when usage approaches or exceeds plan limits. Invoice history is accessible to agency administrators through their own Admin Console so they can review billing records without needing to contact Rapid Cortex directly for documentation. Pricing changes and discount applications require RC SuperAdmin authorization and are logged to the commercial audit trail to maintain integrity in the commercial record.</w:t>
+              <w:t>The Billing, Invoices, and Pricing module provides the NexCort iQ commercial team with tools to manage agency subscription tiers, generate and track invoices, configure pricing exceptions and pilot discounts, and monitor payment status across the customer base from a single interface. It integrates directly with the agency's plan configuration so billing always reflects the features and seat counts each agency is contractually entitled to, with automated alerts when usage approaches or exceeds plan limits. Invoice history is accessible to agency administrators through their own Admin Console so they can review billing records without needing to contact NexCort iQ directly for documentation. Pricing changes and discount applications require RC SuperAdmin authorization and are logged to the commercial audit trail to maintain integrity in the commercial record.</w:t>
             </w:r>
           </w:p>
         </w:tc>
@@ -9290,7 +9290,7 @@
                 <w:sz w:val="16"/>
                 <w:szCs w:val="16"/>
               </w:rPr>
-              <w:t>📋 RC Admin (internal platform)</w:t>
+              <w:t>📋 NC Admin (internal platform)</w:t>
             </w:r>
           </w:p>
           <w:p>
@@ -9327,7 +9327,7 @@
                 <w:sz w:val="18"/>
                 <w:szCs w:val="18"/>
               </w:rPr>
-              <w:t>The Service Catalog is a maintained, authoritative listing of all Rapid Cortex products, integration services, implementation packages, and add-on capabilities — with plain-language descriptions, pricing tiers, and procurement eligibility information — designed for agency procurement teams, grant administrators, and purchasing officers. The catalog is updated with each product release and pricing change, ensuring procurement teams work from current and accurate information rather than outdated materials. It serves as the reference document for formal RFP responses, cooperative purchasing submissions, and grant application attachments where a structured product listing is required. Procurement-ready versions can be packaged with relevant security documentation, compliance statements, and agreement templates for formal bid responses.</w:t>
+              <w:t>The Service Catalog is a maintained, authoritative listing of all NexCort iQ products, integration services, implementation packages, and add-on capabilities — with plain-language descriptions, pricing tiers, and procurement eligibility information — designed for agency procurement teams, grant administrators, and purchasing officers. The catalog is updated with each product release and pricing change, ensuring procurement teams work from current and accurate information rather than outdated materials. It serves as the reference document for formal RFP responses, cooperative purchasing submissions, and grant application attachments where a structured product listing is required. Procurement-ready versions can be packaged with relevant security documentation, compliance statements, and agreement templates for formal bid responses.</w:t>
             </w:r>
           </w:p>
         </w:tc>
@@ -9372,7 +9372,7 @@
                 <w:sz w:val="16"/>
                 <w:szCs w:val="16"/>
               </w:rPr>
-              <w:t>📋 RC Admin (internal platform)</w:t>
+              <w:t>📋 NC Admin (internal platform)</w:t>
             </w:r>
           </w:p>
           <w:p>
@@ -9409,7 +9409,7 @@
                 <w:sz w:val="18"/>
                 <w:szCs w:val="18"/>
               </w:rPr>
-              <w:t>The Agreements module maintains a ledger of all active and historical commercial agreements between Rapid Cortex and its agency customers — including Master Service Agreements, pilot scope agreements, RC Lite API agreements, CAD write-back addenda, and any special terms — with execution status, effective dates, version history, and renewal dates. RC commercial and legal staff use this module to track agreement status across the customer base, identify contracts approaching renewal, and ensure platform configuration for each agency is consistent with what has been contractually authorized. Agreement records are linked to the corresponding agency profile so the commercial and technical teams share a single source of truth about what each agency has agreed to and is entitled to use. Agencies can request copies of their executed agreements through their account executive or through the Admin Console.</w:t>
+              <w:t>The Agreements module maintains a ledger of all active and historical commercial agreements between NexCort iQ and its agency customers — including Master Service Agreements, pilot scope agreements, NC Lite API agreements, CAD write-back addenda, and any special terms — with execution status, effective dates, version history, and renewal dates. RC commercial and legal staff use this module to track agreement status across the customer base, identify contracts approaching renewal, and ensure platform configuration for each agency is consistent with what has been contractually authorized. Agreement records are linked to the corresponding agency profile so the commercial and technical teams share a single source of truth about what each agency has agreed to and is entitled to use. Agencies can request copies of their executed agreements through their account executive or through the Admin Console.</w:t>
             </w:r>
           </w:p>
         </w:tc>
@@ -9454,7 +9454,7 @@
                 <w:sz w:val="16"/>
                 <w:szCs w:val="16"/>
               </w:rPr>
-              <w:t>📋 RC Admin (internal platform)</w:t>
+              <w:t>📋 NC Admin (internal platform)</w:t>
             </w:r>
           </w:p>
           <w:p>
@@ -9491,7 +9491,7 @@
                 <w:sz w:val="18"/>
                 <w:szCs w:val="18"/>
               </w:rPr>
-              <w:t>The Leads module is the inbound demand capture and pipeline management interface for the Rapid Cortex commercial team — aggregating Contact Sales form submissions, Ring Waitlist homeowner enrollments, agency inquiries from the developer portal, and referrals from existing customers into a single prioritized queue. Each lead is captured with its source, contact details, jurisdiction information, and any notes from the submission, and is assigned to an account executive for follow-up within the commercial team's defined response window. Lead status is tracked through the sales pipeline from initial contact to executed pilot agreement, with activity logging at each stage to support pipeline reporting and forecasting. This module gives the RC commercial team visibility into demand patterns and channel effectiveness without requiring a separate CRM platform that would need integration maintenance.</w:t>
+              <w:t>The Leads module is the inbound demand capture and pipeline management interface for the NexCort iQ commercial team — aggregating Contact Sales form submissions, Ring Waitlist homeowner enrollments, agency inquiries from the developer portal, and referrals from existing customers into a single prioritized queue. Each lead is captured with its source, contact details, jurisdiction information, and any notes from the submission, and is assigned to an account executive for follow-up within the commercial team's defined response window. Lead status is tracked through the sales pipeline from initial contact to executed pilot agreement, with activity logging at each stage to support pipeline reporting and forecasting. This module gives the RC commercial team visibility into demand patterns and channel effectiveness without requiring a separate CRM platform that would need integration maintenance.</w:t>
             </w:r>
           </w:p>
         </w:tc>
@@ -9536,7 +9536,7 @@
                 <w:sz w:val="16"/>
                 <w:szCs w:val="16"/>
               </w:rPr>
-              <w:t>📋 RC Admin (internal platform)</w:t>
+              <w:t>📋 NC Admin (internal platform)</w:t>
             </w:r>
           </w:p>
           <w:p>
@@ -9573,7 +9573,7 @@
                 <w:sz w:val="18"/>
                 <w:szCs w:val="18"/>
               </w:rPr>
-              <w:t xml:space="preserve">Platform Notices allows the Rapid Cortex operations team to compose and broadcast operational announcements, planned maintenance windows, feature release notes, compliance updates, and security advisories to all agencies or a selected subset based on </w:t>
+              <w:t xml:space="preserve">Platform Notices allows the NexCort iQ operations team to compose and broadcast operational announcements, planned maintenance windows, feature release notes, compliance updates, and security advisories to all agencies or a selected subset based on </w:t>
             </w:r>
             <w:r>
               <w:rPr>
@@ -9627,7 +9627,7 @@
                 <w:sz w:val="16"/>
                 <w:szCs w:val="16"/>
               </w:rPr>
-              <w:t>📋 RC Lite (developer product)</w:t>
+              <w:t>📋 NC Lite (developer product)</w:t>
             </w:r>
           </w:p>
           <w:p>
@@ -9640,7 +9640,7 @@
                 <w:sz w:val="16"/>
                 <w:szCs w:val="16"/>
               </w:rPr>
-              <w:t>💰 Included with RC Lite ($299–Custom/mo)</w:t>
+              <w:t>💰 Included with NC Lite ($299–Custom/mo)</w:t>
             </w:r>
           </w:p>
         </w:tc>
@@ -9664,7 +9664,7 @@
                 <w:sz w:val="18"/>
                 <w:szCs w:val="18"/>
               </w:rPr>
-              <w:t>The Developer Portal is the self-service onboarding and management interface for RC Lite customers and API integration partners — providing API key issuance, endpoint documentation, rate limit reference, usage analytics, and support ticketing in a single authenticated environment. Developers register through the portal, complete the agreement acceptance flow, and receive credentials scoped to their approved use case without requiring contact with the RC commercial team for routine provisioning. The portal tracks API usage in real time and sends alerts when consumption approaches rate limits or authorized quota thresholds, preventing service interruption from unexpected usage spikes. All credential issuance, revocation, and configuration changes made through the Developer Portal are logged to the RC-level audit trail.</w:t>
+              <w:t>The Developer Portal is the self-service onboarding and management interface for NC Lite customers and API integration partners — providing API key issuance, endpoint documentation, rate limit reference, usage analytics, and support ticketing in a single authenticated environment. Developers register through the portal, complete the agreement acceptance flow, and receive credentials scoped to their approved use case without requiring contact with the RC commercial team for routine provisioning. The portal tracks API usage in real time and sends alerts when consumption approaches rate limits or authorized quota thresholds, preventing service interruption from unexpected usage spikes. All credential issuance, revocation, and configuration changes made through the Developer Portal are logged to the RC-level audit trail.</w:t>
             </w:r>
           </w:p>
         </w:tc>
@@ -9746,7 +9746,7 @@
                 <w:sz w:val="18"/>
                 <w:szCs w:val="18"/>
               </w:rPr>
-              <w:t>Grant Success provides agencies with documentation packages, reporting templates, and outcome data exports specifically formatted to support public safety technology grant applications and ongoing grant reporting requirements — including PSAP improvement grants, first responder technology grants, and emergency management preparedness funding. The package includes platform capability documentation aligned to common grant program objectives, CJIS and security compliance statements, and performance data exports that can serve as supporting evidence in applications and mid-grant reporting milestones. RC staff with public safety grant program expertise are available to assist agencies in identifying relevant funding opportunities and positioning Rapid Cortex capabilities within their grant narratives. For agencies that have received grant funding specifically to deploy Rapid Cortex, the module also supports the reporting compliance documentation required at each grant milestone interval.</w:t>
+              <w:t>Grant Success provides agencies with documentation packages, reporting templates, and outcome data exports specifically formatted to support public safety technology grant applications and ongoing grant reporting requirements — including PSAP improvement grants, first responder technology grants, and emergency management preparedness funding. The package includes platform capability documentation aligned to common grant program objectives, CJIS and security compliance statements, and performance data exports that can serve as supporting evidence in applications and mid-grant reporting milestones. RC staff with public safety grant program expertise are available to assist agencies in identifying relevant funding opportunities and positioning NexCort iQ capabilities within their grant narratives. For agencies that have received grant funding specifically to deploy NexCort iQ, the module also supports the reporting compliance documentation required at each grant milestone interval.</w:t>
             </w:r>
           </w:p>
         </w:tc>
@@ -9791,7 +9791,7 @@
                 <w:sz w:val="16"/>
                 <w:szCs w:val="16"/>
               </w:rPr>
-              <w:t>📋 RC Admin (internal platform)</w:t>
+              <w:t>📋 NC Admin (internal platform)</w:t>
             </w:r>
           </w:p>
           <w:p>
@@ -9828,7 +9828,7 @@
                 <w:sz w:val="18"/>
                 <w:szCs w:val="18"/>
               </w:rPr>
-              <w:t>System Health and Infrastructure is the internal platform operations monitoring surface for the Rapid Cortex engineering and operations team, providing real-time visibility into service uptime, API latency distributions, Lambda execution rates, DynamoDB throughput consumption, and WebSocket connection counts across all platform components. This surface is not accessible to agency users; it is an internal tool enabling the RC engineering team to monitor platform reliability and respond to infrastructure events before they impact agency operations. Automated alerts notify the on-call engineering team when any component metric crosses a configured threshold, initiating defined incident response procedures proportional to the severity of the deviation. Historical uptime and performance data from this surface is the source of record for SLA compliance reporting and capacity planning decisions.</w:t>
+              <w:t>System Health and Infrastructure is the internal platform operations monitoring surface for the NexCort iQ engineering and operations team, providing real-time visibility into service uptime, API latency distributions, Lambda execution rates, DynamoDB throughput consumption, and WebSocket connection counts across all platform components. This surface is not accessible to agency users; it is an internal tool enabling the RC engineering team to monitor platform reliability and respond to infrastructure events before they impact agency operations. Automated alerts notify the on-call engineering team when any component metric crosses a configured threshold, initiating defined incident response procedures proportional to the severity of the deviation. Historical uptime and performance data from this surface is the source of record for SLA compliance reporting and capacity planning decisions.</w:t>
             </w:r>
           </w:p>
         </w:tc>
@@ -9861,7 +9861,7 @@
           <w:szCs w:val="26"/>
         </w:rPr>
         <w:lastRenderedPageBreak/>
-        <w:t xml:space="preserve">  12  |  RC Lite — Developer &amp; API Access  </w:t>
+        <w:t xml:space="preserve">  12  |  NC Lite — Developer &amp; API Access  </w:t>
       </w:r>
     </w:p>
     <w:p>
@@ -9874,7 +9874,7 @@
           <w:iCs/>
           <w:color w:val="5A6A7A"/>
         </w:rPr>
-        <w:t>API-only access to Rapid Cortex capabilities — no agency dispatch dashboards — for technology partners and CAD vendors.</w:t>
+        <w:t>API-only access to NexCort iQ capabilities — no agency dispatch dashboards — for technology partners and CAD vendors.</w:t>
       </w:r>
     </w:p>
     <w:tbl>
@@ -9983,7 +9983,7 @@
                 <w:sz w:val="18"/>
                 <w:szCs w:val="18"/>
               </w:rPr>
-              <w:t>◆  RC Lite API Access</w:t>
+              <w:t>◆  NC Lite API Access</w:t>
             </w:r>
           </w:p>
           <w:p>
@@ -9997,7 +9997,7 @@
                 <w:sz w:val="16"/>
                 <w:szCs w:val="16"/>
               </w:rPr>
-              <w:t>📋 RC Lite (separate API product)</w:t>
+              <w:t>📋 NC Lite (separate API product)</w:t>
             </w:r>
           </w:p>
           <w:p>
@@ -10034,7 +10034,7 @@
                 <w:sz w:val="18"/>
                 <w:szCs w:val="18"/>
               </w:rPr>
-              <w:t>RC Lite is an API-only product tier that gives technology partners, CAD vendors, and public safety software developers programmatic access to Rapid Cortex AI and data capabilities without requiring a full agency dispatch deployment or access to the operational interfaces used by dispatchers and supervisors. Developers authenticate via API keys issued through the Developer Portal and access supported endpoints within their authorized scope using standard REST patterns, with comprehensive documentation available through the portal. RC Lite is governed by a separate RC Lite API Agreement that defines permitted use cases, data handling obligations, rate limits, and the prohibition on consumer applications or unauthorized redistribution of capabilities. This tier is designed for integration builders and platform partners rather than end users, and does not include the operational interfaces, reporting dashboards, or real-time console features available in the full platform subscription.</w:t>
+              <w:t>NC Lite is an API-only product tier that gives technology partners, CAD vendors, and public safety software developers programmatic access to NexCort iQ AI and data capabilities without requiring a full agency dispatch deployment or access to the operational interfaces used by dispatchers and supervisors. Developers authenticate via API keys issued through the Developer Portal and access supported endpoints within their authorized scope using standard REST patterns, with comprehensive documentation available through the portal. NC Lite is governed by a separate NC Lite API Agreement that defines permitted use cases, data handling obligations, rate limits, and the prohibition on consumer applications or unauthorized redistribution of capabilities. This tier is designed for integration builders and platform partners rather than end users, and does not include the operational interfaces, reporting dashboards, or real-time console features available in the full platform subscription.</w:t>
             </w:r>
           </w:p>
         </w:tc>
@@ -10079,7 +10079,7 @@
                 <w:sz w:val="16"/>
                 <w:szCs w:val="16"/>
               </w:rPr>
-              <w:t>📋 RC Lite</w:t>
+              <w:t>📋 NC Lite</w:t>
             </w:r>
           </w:p>
           <w:p>
@@ -10092,7 +10092,7 @@
                 <w:sz w:val="16"/>
                 <w:szCs w:val="16"/>
               </w:rPr>
-              <w:t>💰 Included in all RC Lite tiers</w:t>
+              <w:t>💰 Included in all NC Lite tiers</w:t>
             </w:r>
           </w:p>
         </w:tc>
@@ -10116,7 +10116,7 @@
                 <w:sz w:val="18"/>
                 <w:szCs w:val="18"/>
               </w:rPr>
-              <w:t>The Incident Intelligence API provides programmatic access to Rapid Cortex's call classification, incident nature detection, priority scoring, and AI-assisted intake capabilities — allowing partner systems to submit call text, transcripts, or structured incident data and receive back classified, enriched incident intelligence. The API is designed for integration into existing dispatch technology stacks where a partner wants to leverage Rapid Cortex AI enrichment as a service without adopting the full operational interface. Responses include classification confidence scores and supporting evidence fields, so integrating systems can implement their own threshold logic for how to act on the returned intelligence within their own workflow. All API usage is tracked per key and subject to rate limits defined in the RC Lite agreement.</w:t>
+              <w:t>The Incident Intelligence API provides programmatic access to NexCort iQ's call classification, incident nature detection, priority scoring, and AI-assisted intake capabilities — allowing partner systems to submit call text, transcripts, or structured incident data and receive back classified, enriched incident intelligence. The API is designed for integration into existing dispatch technology stacks where a partner wants to leverage NexCort iQ AI enrichment as a service without adopting the full operational interface. Responses include classification confidence scores and supporting evidence fields, so integrating systems can implement their own threshold logic for how to act on the returned intelligence within their own workflow. All API usage is tracked per key and subject to rate limits defined in the NC Lite agreement.</w:t>
             </w:r>
           </w:p>
         </w:tc>
@@ -10161,7 +10161,7 @@
                 <w:sz w:val="16"/>
                 <w:szCs w:val="16"/>
               </w:rPr>
-              <w:t>📋 RC Lite</w:t>
+              <w:t>📋 NC Lite</w:t>
             </w:r>
           </w:p>
           <w:p>
@@ -10174,7 +10174,7 @@
                 <w:sz w:val="16"/>
                 <w:szCs w:val="16"/>
               </w:rPr>
-              <w:t>💰 Included in all RC Lite tiers</w:t>
+              <w:t>💰 Included in all NC Lite tiers</w:t>
             </w:r>
           </w:p>
         </w:tc>
@@ -10198,7 +10198,7 @@
                 <w:sz w:val="18"/>
                 <w:szCs w:val="18"/>
               </w:rPr>
-              <w:t>The Transcription and Translation APIs provide authenticated programmatic access to Rapid Cortex's real-time speech-to-text and language translation capabilities for integration into partner telephony systems, CAD platforms, recording systems, or custom dispatch tooling. Transcription supports both streaming input for live call audio and batch input for recorded audio files, with output available in plain text and timestamped word-level formats suitable for downstream analysis. Translation accepts text or transcription output and returns translated content in any supported language pair, with register options appropriate to emergency communications contexts. Both APIs are subject to usage quotas and data handling requirements defined in the RC Lite agreement, and all requests are logged for usage reporting and compliance auditing.</w:t>
+              <w:t>The Transcription and Translation APIs provide authenticated programmatic access to NexCort iQ's real-time speech-to-text and language translation capabilities for integration into partner telephony systems, CAD platforms, recording systems, or custom dispatch tooling. Transcription supports both streaming input for live call audio and batch input for recorded audio files, with output available in plain text and timestamped word-level formats suitable for downstream analysis. Translation accepts text or transcription output and returns translated content in any supported language pair, with register options appropriate to emergency communications contexts. Both APIs are subject to usage quotas and data handling requirements defined in the NC Lite agreement, and all requests are logged for usage reporting and compliance auditing.</w:t>
             </w:r>
           </w:p>
         </w:tc>
@@ -10243,7 +10243,7 @@
                 <w:sz w:val="16"/>
                 <w:szCs w:val="16"/>
               </w:rPr>
-              <w:t>📋 RC Lite</w:t>
+              <w:t>📋 NC Lite</w:t>
             </w:r>
           </w:p>
           <w:p>
@@ -10256,7 +10256,7 @@
                 <w:sz w:val="16"/>
                 <w:szCs w:val="16"/>
               </w:rPr>
-              <w:t>💰 Included from RC Lite Growth ($999/mo)</w:t>
+              <w:t>💰 Included from NC Lite Growth ($999/mo)</w:t>
             </w:r>
           </w:p>
         </w:tc>
@@ -10280,7 +10280,7 @@
                 <w:sz w:val="18"/>
                 <w:szCs w:val="18"/>
               </w:rPr>
-              <w:t>The Caller Link and Media APIs allow partner systems to programmatically generate consent-gated engagement links — for photo upload, video upload, live streaming, and LiveLocation — and manage the media items received in response, without requiring access to the Rapid Cortex dispatcher interface. An integrating CAD system or dispatch application can request a caller media link, deliver it via its own SMS infrastructure, and receive the resulting media directly into its incident record through the API — making the media flow transparent to the agency's existing workflow. This enables agencies using partner CAD systems to access Rapid Cortex caller engagement capabilities while maintaining their primary operational interface. All media received through these APIs is subject to the same consent logging and chain of custody documentation requirements as media received through the native platform interface.</w:t>
+              <w:t>The Caller Link and Media APIs allow partner systems to programmatically generate consent-gated engagement links — for photo upload, video upload, live streaming, and LiveLocation — and manage the media items received in response, without requiring access to the NexCort iQ dispatcher interface. An integrating CAD system or dispatch application can request a caller media link, deliver it via its own SMS infrastructure, and receive the resulting media directly into its incident record through the API — making the media flow transparent to the agency's existing workflow. This enables agencies using partner CAD systems to access NexCort iQ caller engagement capabilities while maintaining their primary operational interface. All media received through these APIs is subject to the same consent logging and chain of custody documentation requirements as media received through the native platform interface.</w:t>
             </w:r>
           </w:p>
         </w:tc>
@@ -10325,7 +10325,7 @@
                 <w:sz w:val="16"/>
                 <w:szCs w:val="16"/>
               </w:rPr>
-              <w:t>📋 RC Lite</w:t>
+              <w:t>📋 NC Lite</w:t>
             </w:r>
           </w:p>
           <w:p>
@@ -10338,7 +10338,7 @@
                 <w:sz w:val="16"/>
                 <w:szCs w:val="16"/>
               </w:rPr>
-              <w:t>💰 Included from RC Lite Professional ($2,500/mo)</w:t>
+              <w:t>💰 Included from NC Lite Professional ($2,500/mo)</w:t>
             </w:r>
           </w:p>
         </w:tc>
@@ -10362,7 +10362,7 @@
                 <w:sz w:val="18"/>
                 <w:szCs w:val="18"/>
               </w:rPr>
-              <w:t>The QA Analysis API provides programmatic access to Rapid Cortex's automated call quality assessment capabilities, allowing partner recording systems, workforce management platforms, or agency-built analytics tools to submit call transcripts or session data and receive back a structured QA analysis. API responses include protocol adherence assessments, suggested scorecard scores by category, and flagged deviation events with location references in the submitted transcript. Confidence ratings are provided for each scored element so integrating systems can surface AI scores with appropriate uncertainty indicators rather than presenting them as definitive grades without context. All QA API calls are logged with the requesting credential, the session analyzed, and the output returned, and are subject to the usage quotas in the RC Lite agreement.</w:t>
+              <w:t>The QA Analysis API provides programmatic access to NexCort iQ's automated call quality assessment capabilities, allowing partner recording systems, workforce management platforms, or agency-built analytics tools to submit call transcripts or session data and receive back a structured QA analysis. API responses include protocol adherence assessments, suggested scorecard scores by category, and flagged deviation events with location references in the submitted transcript. Confidence ratings are provided for each scored element so integrating systems can surface AI scores with appropriate uncertainty indicators rather than presenting them as definitive grades without context. All QA API calls are logged with the requesting credential, the session analyzed, and the output returned, and are subject to the usage quotas in the NC Lite agreement.</w:t>
             </w:r>
           </w:p>
         </w:tc>
@@ -10407,7 +10407,7 @@
                 <w:sz w:val="16"/>
                 <w:szCs w:val="16"/>
               </w:rPr>
-              <w:t>📋 RC Lite</w:t>
+              <w:t>📋 NC Lite</w:t>
             </w:r>
           </w:p>
           <w:p>
@@ -10421,7 +10421,7 @@
                 <w:szCs w:val="16"/>
               </w:rPr>
               <w:lastRenderedPageBreak/>
-              <w:t>💰 Included from RC Lite Professional ($2,500/mo)  |  Add-on at lower tiers</w:t>
+              <w:t>💰 Included from NC Lite Professional ($2,500/mo)  |  Add-on at lower tiers</w:t>
             </w:r>
           </w:p>
         </w:tc>
@@ -10446,7 +10446,7 @@
                 <w:szCs w:val="18"/>
               </w:rPr>
               <w:lastRenderedPageBreak/>
-              <w:t xml:space="preserve">The CAD Export API allows partner systems to retrieve structured, CAD-ready incident payloads from Rapid Cortex — including classified incident data, AI-enriched field values, </w:t>
+              <w:t xml:space="preserve">The CAD Export API allows partner systems to retrieve structured, CAD-ready incident payloads from NexCort iQ — including classified incident data, AI-enriched field values, </w:t>
             </w:r>
             <w:r>
               <w:rPr>
@@ -10454,7 +10454,7 @@
                 <w:szCs w:val="18"/>
               </w:rPr>
               <w:lastRenderedPageBreak/>
-              <w:t>transcript references, and suggested CAD entries — in formats compatible with the target CAD system's import schema. This API is appropriate for agencies or technology partners that want to use Rapid Cortex intelligence as a data enrichment source for their CAD without configuring a live bidirectional write-back integration. Export payloads are available as JSON or in CAD-vendor-specific formats where adapters exist. All export requests are logged with the requesting credential, the incident IDs included in the export, and the timestamp of the request.</w:t>
+              <w:t>transcript references, and suggested CAD entries — in formats compatible with the target CAD system's import schema. This API is appropriate for agencies or technology partners that want to use NexCort iQ intelligence as a data enrichment source for their CAD without configuring a live bidirectional write-back integration. Export payloads are available as JSON or in CAD-vendor-specific formats where adapters exist. All export requests are logged with the requesting credential, the incident IDs included in the export, and the timestamp of the request.</w:t>
             </w:r>
           </w:p>
         </w:tc>
@@ -10500,7 +10500,7 @@
                 <w:sz w:val="16"/>
                 <w:szCs w:val="16"/>
               </w:rPr>
-              <w:t>📋 RC Lite</w:t>
+              <w:t>📋 NC Lite</w:t>
             </w:r>
           </w:p>
           <w:p>
@@ -10513,7 +10513,7 @@
                 <w:sz w:val="16"/>
                 <w:szCs w:val="16"/>
               </w:rPr>
-              <w:t>💰 Included in all RC Lite tiers</w:t>
+              <w:t>💰 Included in all NC Lite tiers</w:t>
             </w:r>
           </w:p>
         </w:tc>
@@ -10537,7 +10537,7 @@
                 <w:sz w:val="18"/>
                 <w:szCs w:val="18"/>
               </w:rPr>
-              <w:t>The API Usage Dashboard and Key Management interface gives RC Lite developers and agency API administrators a self-service view of their API consumption — including total request volume by endpoint, rate limit utilization, error rates, latency percentiles, and remaining quota — alongside full lifecycle management tools for creating, rotating, and revoking API keys. Usage data is updated in near real time and available for up to 90 days of history, allowing developers to trend consumption, anticipate quota needs, and identify unexpected spikes that may indicate misuse or integration issues. Key management supports multiple keys with different permission scopes per account, enabling integrating applications to follow the principle of least privilege. All key lifecycle events are logged to the RC-level audit trail with actor identity and timestamp.</w:t>
+              <w:t>The API Usage Dashboard and Key Management interface gives NC Lite developers and agency API administrators a self-service view of their API consumption — including total request volume by endpoint, rate limit utilization, error rates, latency percentiles, and remaining quota — alongside full lifecycle management tools for creating, rotating, and revoking API keys. Usage data is updated in near real time and available for up to 90 days of history, allowing developers to trend consumption, anticipate quota needs, and identify unexpected spikes that may indicate misuse or integration issues. Key management supports multiple keys with different permission scopes per account, enabling integrating applications to follow the principle of least privilege. All key lifecycle events are logged to the RC-level audit trail with actor identity and timestamp.</w:t>
             </w:r>
           </w:p>
         </w:tc>
@@ -10743,7 +10743,7 @@
                 <w:sz w:val="18"/>
                 <w:szCs w:val="18"/>
               </w:rPr>
-              <w:t>The Essential Plan is the entry-level subscription tier for small municipalities, single-site PSAPs, and agencies beginning their Rapid Cortex deployment — providing access to the core dispatcher console, AI-assisted intake, live transcription, SOP and Protocol AI, and basic supervisor features at a price point and seat count sized for smaller operations. The plan supports up to 10 dispatcher seats and is designed to be operationally complete for agencies handling routine call volume without the advanced command center, deep integration, or enterprise analytics capabilities required at larger scale. Essential deployments are onboarded through the Standard Onboarding package, which includes a structured implementation engagement sized to match the agency's footprint and complexity. Agencies can upgrade to Professional or Command as operational needs or available funding grows, without data migration or platform redeployment.</w:t>
+              <w:t>The Essential Plan is the entry-level subscription tier for small municipalities, single-site PSAPs, and agencies beginning their NexCort iQ deployment — providing access to the core dispatcher console, AI-assisted intake, live transcription, SOP and Protocol AI, and basic supervisor features at a price point and seat count sized for smaller operations. The plan supports up to 10 dispatcher seats and is designed to be operationally complete for agencies handling routine call volume without the advanced command center, deep integration, or enterprise analytics capabilities required at larger scale. Essential deployments are onboarded through the Standard Onboarding package, which includes a structured implementation engagement sized to match the agency's footprint and complexity. Agencies can upgrade to Professional or Command as operational needs or available funding grows, without data migration or platform redeployment.</w:t>
             </w:r>
           </w:p>
         </w:tc>
@@ -10907,7 +10907,7 @@
                 <w:sz w:val="18"/>
                 <w:szCs w:val="18"/>
               </w:rPr>
-              <w:t>The Command Plan is the enterprise subscription tier for large agencies, multi-site dispatch centers, and regional coordination hubs that require the full Rapid Cortex platform — including major incident management, War Rooms, advanced CAD integration, full analytics, predictive staffing, the Response Continuity System, and the command-level reporting suite. The plan supports up to 75 dispatcher seats and is designed for agencies where command staff visibility, multi-supervisor coordination, cross-agency data sharing, and compliance-grade audit infrastructure are operational necessities. Command deployments are served by the Premium and Multi-Site Onboarding package and typically include dedicated CSM and solution architect engagement. Feature availability is subject to feature flag enablement during the pilot period, with all features unlocked at general availability.</w:t>
+              <w:t>The Command Plan is the enterprise subscription tier for large agencies, multi-site dispatch centers, and regional coordination hubs that require the full NexCort iQ platform — including major incident management, War Rooms, advanced CAD integration, full analytics, predictive staffing, the Response Continuity System, and the command-level reporting suite. The plan supports up to 75 dispatcher seats and is designed for agencies where command staff visibility, multi-supervisor coordination, cross-agency data sharing, and compliance-grade audit infrastructure are operational necessities. Command deployments are served by the Premium and Multi-Site Onboarding package and typically include dedicated CSM and solution architect engagement. Feature availability is subject to feature flag enablement during the pilot period, with all features unlocked at general availability.</w:t>
             </w:r>
           </w:p>
         </w:tc>
@@ -10989,7 +10989,7 @@
                 <w:sz w:val="18"/>
                 <w:szCs w:val="18"/>
               </w:rPr>
-              <w:t>The Enterprise and Statewide Plan is a custom-architected subscription for multi-site deployments, county-wide or statewide consolidations, state emergency management agencies, and large metropolitan PSAPs requiring dedicated infrastructure, custom SLAs, multi-jurisdiction data isolation, and a contractual framework tailored to their scale and complexity. Pricing, seat counts, feature scope, and infrastructure configuration are negotiated on an agency-specific basis and documented in a custom Master Service Agreement. Enterprise customers receive dedicated infrastructure components where operational isolation requires it, a named implementation team, and executive sponsor engagement from Rapid Cortex leadership throughout the deployment. Statewide deployments may include population-scaled pricing, coordinated multi-agency onboarding, and state-level reporting and oversight tooling.</w:t>
+              <w:t>The Enterprise and Statewide Plan is a custom-architected subscription for multi-site deployments, county-wide or statewide consolidations, state emergency management agencies, and large metropolitan PSAPs requiring dedicated infrastructure, custom SLAs, multi-jurisdiction data isolation, and a contractual framework tailored to their scale and complexity. Pricing, seat counts, feature scope, and infrastructure configuration are negotiated on an agency-specific basis and documented in a custom Master Service Agreement. Enterprise customers receive dedicated infrastructure components where operational isolation requires it, a named implementation team, and executive sponsor engagement from NexCort iQ leadership throughout the deployment. Statewide deployments may include population-scaled pricing, coordinated multi-agency onboarding, and state-level reporting and oversight tooling.</w:t>
             </w:r>
           </w:p>
         </w:tc>
@@ -11071,7 +11071,7 @@
                 <w:sz w:val="18"/>
                 <w:szCs w:val="18"/>
               </w:rPr>
-              <w:t>Standard Onboarding is the core implementation package for Essential and Professional plan deployments, covering the full configuration engagement required to bring a new agency live — platform configuration, user provisioning, CAD discovery initiation, integration setup, QR and NFC code configuration, dispatcher and supervisor training, and a go-live readiness review. The package is delivered by the Rapid Cortex implementation team over a defined engagement period scoped to the agency's size and integration complexity, with clear milestones and sign-off requirements at each stage. Standard Onboarding includes a post-go-live check-in at 30 days to address any configuration adjustments or training gaps identified during initial operations. Agencies that need accelerated timelines can request expedited onboarding at an additional rate, subject to implementation team availability.</w:t>
+              <w:t>Standard Onboarding is the core implementation package for Essential and Professional plan deployments, covering the full configuration engagement required to bring a new agency live — platform configuration, user provisioning, CAD discovery initiation, integration setup, QR and NFC code configuration, dispatcher and supervisor training, and a go-live readiness review. The package is delivered by the NexCort iQ implementation team over a defined engagement period scoped to the agency's size and integration complexity, with clear milestones and sign-off requirements at each stage. Standard Onboarding includes a post-go-live check-in at 30 days to address any configuration adjustments or training gaps identified during initial operations. Agencies that need accelerated timelines can request expedited onboarding at an additional rate, subject to implementation team availability.</w:t>
             </w:r>
           </w:p>
         </w:tc>
@@ -11318,7 +11318,7 @@
                 <w:sz w:val="18"/>
                 <w:szCs w:val="18"/>
               </w:rPr>
-              <w:t>Mission-Critical Support is the highest support tier, designed for agencies where platform availability directly affects public safety operations and any service disruption carries immediate operational consequences — including large PSAPs, regional dispatch centers, and statewide deployments. This tier provides 24/7 coverage from a dedicated team, named primary and backup contacts, guaranteed response and resolution SLAs for all issue severities, and proactive monitoring participation where the support team is alerted simultaneously with the agency during any platform alert. Mission-Critical contracts include quarterly service reviews with Rapid Cortex leadership covering platform performance, upcoming changes, and the agency's evolving operational requirements. On-site support engagement is available for critical issues that require in-person collaboration with the agency's technical or operational team.</w:t>
+              <w:t>Mission-Critical Support is the highest support tier, designed for agencies where platform availability directly affects public safety operations and any service disruption carries immediate operational consequences — including large PSAPs, regional dispatch centers, and statewide deployments. This tier provides 24/7 coverage from a dedicated team, named primary and backup contacts, guaranteed response and resolution SLAs for all issue severities, and proactive monitoring participation where the support team is alerted simultaneously with the agency during any platform alert. Mission-Critical contracts include quarterly service reviews with NexCort iQ leadership covering platform performance, upcoming changes, and the agency's evolving operational requirements. On-site support engagement is available for critical issues that require in-person collaboration with the agency's technical or operational team.</w:t>
             </w:r>
           </w:p>
         </w:tc>
@@ -11400,7 +11400,7 @@
                 <w:sz w:val="18"/>
                 <w:szCs w:val="18"/>
               </w:rPr>
-              <w:t>A Dedicated Support Engineer is a named Rapid Cortex technical resource assigned to a specific agency who develops deep, ongoing familiarity with the agency's deployment configuration, CAD integration architecture, operational workflows, and technical environment. This engineer serves as the agency's primary technical point of contact for integration questions, configuration changes, troubleshooting, and new feature deployment, reducing the overhead and delay associated with context-setting in every support interaction. The Dedicated Support Engineer participates in regular technical review calls with the agency's IT and CAD administration team and is available within defined response windows for direct technical consultation outside of ticketing workflows. This resource is distinct from the Dedicated CSM, who focuses on operational adoption and success rather than technical infrastructure and integration.</w:t>
+              <w:t>A Dedicated Support Engineer is a named NexCort iQ technical resource assigned to a specific agency who develops deep, ongoing familiarity with the agency's deployment configuration, CAD integration architecture, operational workflows, and technical environment. This engineer serves as the agency's primary technical point of contact for integration questions, configuration changes, troubleshooting, and new feature deployment, reducing the overhead and delay associated with context-setting in every support interaction. The Dedicated Support Engineer participates in regular technical review calls with the agency's IT and CAD administration team and is available within defined response windows for direct technical consultation outside of ticketing workflows. This resource is distinct from the Dedicated CSM, who focuses on operational adoption and success rather than technical infrastructure and integration.</w:t>
             </w:r>
           </w:p>
         </w:tc>
@@ -11482,7 +11482,7 @@
                 <w:sz w:val="18"/>
                 <w:szCs w:val="18"/>
               </w:rPr>
-              <w:t>A Dedicated Customer Success Manager is a named Rapid Cortex resource focused exclusively on the operational health, feature adoption, and long-term success of a specific agency's deployment — independent of technical support or commercial billing management. The Dedicated CSM conducts regular check-ins with the agency's operational leadership, monitors platform adoption metrics, identifies underutilized features that could improve dispatcher or supervisor workflows, and coordinates training for newly onboarded staff. The CSM serves as the agency's internal advocate within Rapid Cortex, ensuring evolving operational needs are represented in product planning conversations and roadmap prioritization. This role is included in Command and Enterprise plans and available as an add-on for Professional plan agencies with complex deployments or high adoption complexity.</w:t>
+              <w:t>A Dedicated Customer Success Manager is a named NexCort iQ resource focused exclusively on the operational health, feature adoption, and long-term success of a specific agency's deployment — independent of technical support or commercial billing management. The Dedicated CSM conducts regular check-ins with the agency's operational leadership, monitors platform adoption metrics, identifies underutilized features that could improve dispatcher or supervisor workflows, and coordinates training for newly onboarded staff. The CSM serves as the agency's internal advocate within NexCort iQ, ensuring evolving operational needs are represented in product planning conversations and roadmap prioritization. This role is included in Command and Enterprise plans and available as an add-on for Professional plan agencies with complex deployments or high adoption complexity.</w:t>
             </w:r>
           </w:p>
         </w:tc>
@@ -11566,7 +11566,7 @@
                 <w:szCs w:val="18"/>
               </w:rPr>
               <w:lastRenderedPageBreak/>
-              <w:t xml:space="preserve">A Dedicated Solution Architect is a senior Rapid Cortex technical resource who provides ongoing architecture guidance, integration planning, and custom solution design for agencies with complex or evolving technical requirements — such as multi-site CAD </w:t>
+              <w:t xml:space="preserve">A Dedicated Solution Architect is a senior NexCort iQ technical resource who provides ongoing architecture guidance, integration planning, and custom solution design for agencies with complex or evolving technical requirements — such as multi-site CAD </w:t>
             </w:r>
             <w:r>
               <w:rPr>
@@ -11574,7 +11574,7 @@
                 <w:szCs w:val="18"/>
               </w:rPr>
               <w:lastRenderedPageBreak/>
-              <w:t>integration, custom API development, non-standard infrastructure configurations, or emerging operational needs requiring platform adaptation. The Solution Architect engages directly with the agency's technical leadership, CAD administrators, and IT staff to design and document solutions that fit within both the Rapid Cortex platform architecture and the agency's own technical environment and constraints. For agencies undertaking significant integration milestones — such as advancing from CAD Read-Only to CAD Assisted Write-Back or deploying a custom API integration — the Solution Architect leads the technical planning, documentation, and oversight of the transition. This resource is engaged for Command and Enterprise plan agencies where integration complexity justifies dedicated architectural support.</w:t>
+              <w:t>integration, custom API development, non-standard infrastructure configurations, or emerging operational needs requiring platform adaptation. The Solution Architect engages directly with the agency's technical leadership, CAD administrators, and IT staff to design and document solutions that fit within both the NexCort iQ platform architecture and the agency's own technical environment and constraints. For agencies undertaking significant integration milestones — such as advancing from CAD Read-Only to CAD Assisted Write-Back or deploying a custom API integration — the Solution Architect leads the technical planning, documentation, and oversight of the transition. This resource is engaged for Command and Enterprise plan agencies where integration complexity justifies dedicated architectural support.</w:t>
             </w:r>
           </w:p>
         </w:tc>
@@ -11636,7 +11636,7 @@
           <w:sz w:val="20"/>
           <w:szCs w:val="20"/>
         </w:rPr>
-        <w:t>Capability (NG911 Assist pack — no separate catalog SKU). A practical EIDO-compatible envelope enabling Rapid Cortex to exchange incident structure with NG911/CAD partners; a subset of NENA-STA-021 concepts, not a claim of full schema certification. Usually sold as an NG911 readiness/integration scope on Core.</w:t>
+        <w:t>Capability (NG911 Assist pack — no separate catalog SKU). A practical EIDO-compatible envelope enabling NexCort iQ to exchange incident structure with NG911/CAD partners; a subset of NENA-STA-021 concepts, not a claim of full schema certification. Usually sold as an NG911 readiness/integration scope on Core.</w:t>
       </w:r>
     </w:p>
     <w:p>
@@ -12561,7 +12561,7 @@
                 <w:sz w:val="18"/>
                 <w:szCs w:val="18"/>
               </w:rPr>
-              <w:t>Contact Sales via the RC Admin portal or through your assigned Account Executive.</w:t>
+              <w:t>Contact Sales via the NC Admin portal or through your assigned Account Executive.</w:t>
             </w:r>
           </w:p>
         </w:tc>
@@ -12592,7 +12592,7 @@
                 <w:sz w:val="18"/>
                 <w:szCs w:val="18"/>
               </w:rPr>
-              <w:t>RC Lite / Developer API</w:t>
+              <w:t>NC Lite / Developer API</w:t>
             </w:r>
           </w:p>
           <w:p>
@@ -12606,7 +12606,7 @@
                 <w:sz w:val="16"/>
                 <w:szCs w:val="16"/>
               </w:rPr>
-              <w:t>📋 RC Lite product</w:t>
+              <w:t>📋 NC Lite product</w:t>
             </w:r>
           </w:p>
           <w:p>
@@ -12619,7 +12619,7 @@
                 <w:sz w:val="16"/>
                 <w:szCs w:val="16"/>
               </w:rPr>
-              <w:t>💰 RC Lite: $299–$2,500/mo (or custom Enterprise)</w:t>
+              <w:t>💰 NC Lite: $299–$2,500/mo (or custom Enterprise)</w:t>
             </w:r>
           </w:p>
         </w:tc>
@@ -12913,7 +12913,7 @@
           <w:sz w:val="18"/>
           <w:szCs w:val="18"/>
         </w:rPr>
-        <w:t>Rapid Cortex — Intelligence at the Speed of Response</w:t>
+        <w:t>NexCort iQ — Intelligence at the Speed of Response</w:t>
       </w:r>
     </w:p>
     <w:p>
@@ -12927,7 +12927,7 @@
           <w:sz w:val="16"/>
           <w:szCs w:val="16"/>
         </w:rPr>
-        <w:t>Apps on Demand LLC d/b/a Rapid Cortex  ·  Confidential — Not for Distribution</w:t>
+        <w:t>Apps on Demand LLC d/b/a NexCort iQ  ·  Confidential — Not for Distribution</w:t>
       </w:r>
     </w:p>
     <w:sectPr>
